--- a/report_2.docx
+++ b/report_2.docx
@@ -449,17 +449,10 @@
         <w:rPr>
           <w:b/>
           <w:bCs/>
-        </w:rPr>
-      </w:pPr>
-      <w:r>
-        <w:rPr>
-          <w:b/>
-          <w:bCs/>
           <w:sz w:val="32"/>
           <w:szCs w:val="32"/>
         </w:rPr>
-        <w:t>1.</w:t>
-      </w:r>
+      </w:pPr>
       <w:r>
         <w:rPr>
           <w:b/>
@@ -467,7 +460,7 @@
           <w:sz w:val="32"/>
           <w:szCs w:val="32"/>
         </w:rPr>
-        <w:t>2</w:t>
+        <w:t>1.</w:t>
       </w:r>
       <w:r>
         <w:rPr>
@@ -476,7 +469,7 @@
           <w:sz w:val="32"/>
           <w:szCs w:val="32"/>
         </w:rPr>
-        <w:t xml:space="preserve">/ </w:t>
+        <w:t>2</w:t>
       </w:r>
       <w:r>
         <w:rPr>
@@ -485,15 +478,148 @@
           <w:sz w:val="32"/>
           <w:szCs w:val="32"/>
         </w:rPr>
+        <w:t xml:space="preserve">/ </w:t>
+      </w:r>
+      <w:r>
+        <w:rPr>
+          <w:b/>
+          <w:bCs/>
+          <w:sz w:val="32"/>
+          <w:szCs w:val="32"/>
+        </w:rPr>
         <w:t>Chọn đúng word form theo vị trí trong câu (word form by sentence position)</w:t>
       </w:r>
     </w:p>
+    <w:p>
+      <w:pPr>
+        <w:rPr>
+          <w:b/>
+          <w:bCs/>
+        </w:rPr>
+      </w:pPr>
+    </w:p>
+    <w:p>
+      <w:pPr>
+        <w:pStyle w:val="ListParagraph"/>
+        <w:numPr>
+          <w:ilvl w:val="0"/>
+          <w:numId w:val="4"/>
+        </w:numPr>
+      </w:pPr>
+      <w:r>
+        <w:t>Vị trí noun: subject, object, sau article/ possessive</w:t>
+      </w:r>
+    </w:p>
+    <w:p>
+      <w:pPr>
+        <w:ind w:left="720"/>
+      </w:pPr>
+      <w:r>
+        <w:t xml:space="preserve">Noun đóng vai trò subject, object của verb/ preposition, đứng sau article (a/ an/ the), </w:t>
+      </w:r>
+      <w:r>
+        <w:t>possessive adjective (his her our), hoặc quantifier (much many some)</w:t>
+      </w:r>
+    </w:p>
+    <w:p>
+      <w:pPr>
+        <w:ind w:firstLine="720"/>
+      </w:pPr>
+      <w:r>
+        <w:lastRenderedPageBreak/>
+        <w:t>Article/ possessive + (adj) + noun</w:t>
+      </w:r>
+    </w:p>
+    <w:p>
+      <w:pPr>
+        <w:ind w:firstLine="720"/>
+      </w:pPr>
+      <w:r>
+        <w:t>Noun + verb</w:t>
+      </w:r>
+    </w:p>
     <w:p/>
+    <w:p>
+      <w:pPr>
+        <w:pStyle w:val="ListParagraph"/>
+        <w:numPr>
+          <w:ilvl w:val="0"/>
+          <w:numId w:val="4"/>
+        </w:numPr>
+      </w:pPr>
+      <w:r>
+        <w:t xml:space="preserve">Vị trí </w:t>
+      </w:r>
+      <w:r>
+        <w:t>adj</w:t>
+      </w:r>
+      <w:r>
+        <w:t xml:space="preserve">: </w:t>
+      </w:r>
+      <w:r>
+        <w:t>trước noun hoặc sau linking verb</w:t>
+      </w:r>
+    </w:p>
+    <w:p>
+      <w:pPr>
+        <w:ind w:firstLine="720"/>
+      </w:pPr>
+      <w:r>
+        <w:t>Linking Verb (be, seem, become, appear, remain, look, feel).</w:t>
+      </w:r>
+    </w:p>
     <w:p/>
+    <w:p>
+      <w:pPr>
+        <w:pStyle w:val="ListParagraph"/>
+        <w:numPr>
+          <w:ilvl w:val="0"/>
+          <w:numId w:val="4"/>
+        </w:numPr>
+      </w:pPr>
+      <w:r>
+        <w:t>Vị trí Adverb: bổ nghĩa Verb, Adjective, hoặc Adverb khác</w:t>
+      </w:r>
+    </w:p>
+    <w:p>
+      <w:pPr>
+        <w:ind w:firstLine="720"/>
+      </w:pPr>
+      <w:r>
+        <w:t>Mẫu: Verb + ADVERB; hoặc ADVERB + Adjective/Past Participle.</w:t>
+      </w:r>
+    </w:p>
     <w:p/>
-    <w:p/>
-    <w:p/>
-    <w:p/>
+    <w:p>
+      <w:pPr>
+        <w:pStyle w:val="ListParagraph"/>
+        <w:numPr>
+          <w:ilvl w:val="0"/>
+          <w:numId w:val="4"/>
+        </w:numPr>
+      </w:pPr>
+      <w:r>
+        <w:t>Vị trí Verb: sau Subject hoặc sau Modal/Auxiliary</w:t>
+      </w:r>
+    </w:p>
+    <w:p>
+      <w:pPr>
+        <w:ind w:firstLine="720"/>
+      </w:pPr>
+      <w:r>
+        <w:t>Mẫu: Subject + VERB; hoặc Modal + VERB (Base Form); hoặc </w:t>
+      </w:r>
+      <w:r>
+        <w:rPr>
+          <w:i/>
+          <w:iCs/>
+        </w:rPr>
+        <w:t>to</w:t>
+      </w:r>
+      <w:r>
+        <w:t> + VERB (Base Form).</w:t>
+      </w:r>
+    </w:p>
     <w:p/>
     <w:p/>
     <w:p/>
@@ -829,6 +955,92 @@
       </w:rPr>
     </w:lvl>
   </w:abstractNum>
+  <w:abstractNum w:abstractNumId="3" w15:restartNumberingAfterBreak="0">
+    <w:nsid w:val="745F34BC"/>
+    <w:multiLevelType w:val="hybridMultilevel"/>
+    <w:tmpl w:val="79B816C4"/>
+    <w:lvl w:ilvl="0" w:tplc="04090017">
+      <w:start w:val="1"/>
+      <w:numFmt w:val="lowerLetter"/>
+      <w:lvlText w:val="%1)"/>
+      <w:lvlJc w:val="left"/>
+      <w:pPr>
+        <w:ind w:left="720" w:hanging="360"/>
+      </w:pPr>
+    </w:lvl>
+    <w:lvl w:ilvl="1" w:tplc="04090019" w:tentative="1">
+      <w:start w:val="1"/>
+      <w:numFmt w:val="lowerLetter"/>
+      <w:lvlText w:val="%2."/>
+      <w:lvlJc w:val="left"/>
+      <w:pPr>
+        <w:ind w:left="1440" w:hanging="360"/>
+      </w:pPr>
+    </w:lvl>
+    <w:lvl w:ilvl="2" w:tplc="0409001B" w:tentative="1">
+      <w:start w:val="1"/>
+      <w:numFmt w:val="lowerRoman"/>
+      <w:lvlText w:val="%3."/>
+      <w:lvlJc w:val="right"/>
+      <w:pPr>
+        <w:ind w:left="2160" w:hanging="180"/>
+      </w:pPr>
+    </w:lvl>
+    <w:lvl w:ilvl="3" w:tplc="0409000F" w:tentative="1">
+      <w:start w:val="1"/>
+      <w:numFmt w:val="decimal"/>
+      <w:lvlText w:val="%4."/>
+      <w:lvlJc w:val="left"/>
+      <w:pPr>
+        <w:ind w:left="2880" w:hanging="360"/>
+      </w:pPr>
+    </w:lvl>
+    <w:lvl w:ilvl="4" w:tplc="04090019" w:tentative="1">
+      <w:start w:val="1"/>
+      <w:numFmt w:val="lowerLetter"/>
+      <w:lvlText w:val="%5."/>
+      <w:lvlJc w:val="left"/>
+      <w:pPr>
+        <w:ind w:left="3600" w:hanging="360"/>
+      </w:pPr>
+    </w:lvl>
+    <w:lvl w:ilvl="5" w:tplc="0409001B" w:tentative="1">
+      <w:start w:val="1"/>
+      <w:numFmt w:val="lowerRoman"/>
+      <w:lvlText w:val="%6."/>
+      <w:lvlJc w:val="right"/>
+      <w:pPr>
+        <w:ind w:left="4320" w:hanging="180"/>
+      </w:pPr>
+    </w:lvl>
+    <w:lvl w:ilvl="6" w:tplc="0409000F" w:tentative="1">
+      <w:start w:val="1"/>
+      <w:numFmt w:val="decimal"/>
+      <w:lvlText w:val="%7."/>
+      <w:lvlJc w:val="left"/>
+      <w:pPr>
+        <w:ind w:left="5040" w:hanging="360"/>
+      </w:pPr>
+    </w:lvl>
+    <w:lvl w:ilvl="7" w:tplc="04090019" w:tentative="1">
+      <w:start w:val="1"/>
+      <w:numFmt w:val="lowerLetter"/>
+      <w:lvlText w:val="%8."/>
+      <w:lvlJc w:val="left"/>
+      <w:pPr>
+        <w:ind w:left="5760" w:hanging="360"/>
+      </w:pPr>
+    </w:lvl>
+    <w:lvl w:ilvl="8" w:tplc="0409001B" w:tentative="1">
+      <w:start w:val="1"/>
+      <w:numFmt w:val="lowerRoman"/>
+      <w:lvlText w:val="%9."/>
+      <w:lvlJc w:val="right"/>
+      <w:pPr>
+        <w:ind w:left="6480" w:hanging="180"/>
+      </w:pPr>
+    </w:lvl>
+  </w:abstractNum>
   <w:num w:numId="1" w16cid:durableId="1043478818">
     <w:abstractNumId w:val="0"/>
   </w:num>
@@ -837,6 +1049,9 @@
   </w:num>
   <w:num w:numId="3" w16cid:durableId="1271425628">
     <w:abstractNumId w:val="1"/>
+  </w:num>
+  <w:num w:numId="4" w16cid:durableId="160439357">
+    <w:abstractNumId w:val="3"/>
   </w:num>
 </w:numbering>
 </file>
@@ -1444,7 +1659,6 @@
   <w:style w:type="character" w:default="1" w:styleId="DefaultParagraphFont">
     <w:name w:val="Default Paragraph Font"/>
     <w:uiPriority w:val="1"/>
-    <w:semiHidden/>
     <w:unhideWhenUsed/>
   </w:style>
   <w:style w:type="table" w:default="1" w:styleId="TableNormal">
